--- a/readmeaws.docx
+++ b/readmeaws.docx
@@ -200,23 +200,7 @@
           <w:b/>
           <w:bCs/>
         </w:rPr>
-        <w:t xml:space="preserve"> What </w:t>
-      </w:r>
-      <w:proofErr w:type="gramStart"/>
-      <w:r>
-        <w:rPr>
-          <w:b/>
-          <w:bCs/>
-        </w:rPr>
-        <w:t>actually causes</w:t>
-      </w:r>
-      <w:proofErr w:type="gramEnd"/>
-      <w:r>
-        <w:rPr>
-          <w:b/>
-          <w:bCs/>
-        </w:rPr>
-        <w:t xml:space="preserve"> data loss in Aurora Global MySQL?</w:t>
+        <w:t xml:space="preserve"> What actually causes data loss in Aurora Global MySQL?</w:t>
       </w:r>
     </w:p>
     <w:p>
@@ -289,13 +273,8 @@
       </w:r>
     </w:p>
     <w:p>
-      <w:proofErr w:type="gramStart"/>
-      <w:r>
-        <w:t>So</w:t>
-      </w:r>
-      <w:proofErr w:type="gramEnd"/>
-      <w:r>
-        <w:t xml:space="preserve"> data loss = </w:t>
+      <w:r>
+        <w:t xml:space="preserve">So data loss = </w:t>
       </w:r>
       <w:r>
         <w:rPr>
@@ -527,13 +506,8 @@
       </w:tr>
     </w:tbl>
     <w:p>
-      <w:proofErr w:type="gramStart"/>
-      <w:r>
-        <w:t>So</w:t>
-      </w:r>
-      <w:proofErr w:type="gramEnd"/>
-      <w:r>
-        <w:t xml:space="preserve"> if your app writes </w:t>
+      <w:r>
+        <w:t xml:space="preserve">So if your app writes </w:t>
       </w:r>
       <w:r>
         <w:rPr>
@@ -640,11 +614,9 @@
           <w:numId w:val="4"/>
         </w:numPr>
       </w:pPr>
-      <w:proofErr w:type="spellStart"/>
       <w:r>
         <w:t>VolumeWriteIOPs</w:t>
       </w:r>
-      <w:proofErr w:type="spellEnd"/>
     </w:p>
     <w:p>
       <w:pPr>
@@ -653,11 +625,9 @@
           <w:numId w:val="4"/>
         </w:numPr>
       </w:pPr>
-      <w:proofErr w:type="spellStart"/>
       <w:r>
         <w:t>VolumeWriteBytes</w:t>
       </w:r>
-      <w:proofErr w:type="spellEnd"/>
     </w:p>
     <w:p>
       <w:pPr>
@@ -666,13 +636,8 @@
           <w:numId w:val="4"/>
         </w:numPr>
       </w:pPr>
-      <w:proofErr w:type="spellStart"/>
-      <w:r>
-        <w:t>WriteThroughput</w:t>
-      </w:r>
-      <w:proofErr w:type="spellEnd"/>
-      <w:r>
-        <w:t xml:space="preserve"> (if available)</w:t>
+      <w:r>
+        <w:t>WriteThroughput (if available)</w:t>
       </w:r>
     </w:p>
     <w:p/>
@@ -719,13 +684,8 @@
           <w:numId w:val="5"/>
         </w:numPr>
       </w:pPr>
-      <w:proofErr w:type="spellStart"/>
-      <w:r>
-        <w:t>AuroraGlobalDBReplicationLag</w:t>
-      </w:r>
-      <w:proofErr w:type="spellEnd"/>
-      <w:r>
-        <w:t xml:space="preserve"> (milliseconds)</w:t>
+      <w:r>
+        <w:t>AuroraGlobalDBReplicationLag (milliseconds)</w:t>
       </w:r>
     </w:p>
     <w:p>
@@ -735,15 +695,7 @@
     </w:p>
     <w:p>
       <w:r>
-        <w:t xml:space="preserve">Replication lag = 800 </w:t>
-      </w:r>
-      <w:proofErr w:type="spellStart"/>
-      <w:r>
-        <w:t>ms</w:t>
-      </w:r>
-      <w:proofErr w:type="spellEnd"/>
-      <w:r>
-        <w:t xml:space="preserve"> (~0.8 sec)</w:t>
+        <w:t>Replication lag = 800 ms (~0.8 sec)</w:t>
       </w:r>
     </w:p>
     <w:p/>
@@ -899,11 +851,9 @@
           <w:numId w:val="7"/>
         </w:numPr>
       </w:pPr>
-      <w:proofErr w:type="spellStart"/>
       <w:r>
         <w:t>VolumeBytesUsed</w:t>
       </w:r>
-      <w:proofErr w:type="spellEnd"/>
     </w:p>
     <w:p>
       <w:pPr>
@@ -912,13 +862,8 @@
           <w:numId w:val="7"/>
         </w:numPr>
       </w:pPr>
-      <w:proofErr w:type="spellStart"/>
-      <w:r>
-        <w:t>FreeLocalStorage</w:t>
-      </w:r>
-      <w:proofErr w:type="spellEnd"/>
-      <w:r>
-        <w:t xml:space="preserve"> (secondary indicator)</w:t>
+      <w:r>
+        <w:t>FreeLocalStorage (secondary indicator)</w:t>
       </w:r>
     </w:p>
     <w:p>
@@ -930,23 +875,7 @@
     <w:p/>
     <w:p>
       <w:r>
-        <w:t xml:space="preserve">Daily Growth = </w:t>
-      </w:r>
-      <w:proofErr w:type="spellStart"/>
-      <w:r>
-        <w:t>VolumeBytesUsed</w:t>
-      </w:r>
-      <w:proofErr w:type="spellEnd"/>
-      <w:r>
-        <w:t xml:space="preserve">(today) - </w:t>
-      </w:r>
-      <w:proofErr w:type="spellStart"/>
-      <w:r>
-        <w:t>VolumeBytesUsed</w:t>
-      </w:r>
-      <w:proofErr w:type="spellEnd"/>
-      <w:r>
-        <w:t>(yesterday)</w:t>
+        <w:t>Daily Growth = VolumeBytesUsed(today) - VolumeBytesUsed(yesterday)</w:t>
       </w:r>
     </w:p>
     <w:p/>
@@ -1041,13 +970,8 @@
       </w:r>
     </w:p>
     <w:p>
-      <w:proofErr w:type="gramStart"/>
-      <w:r>
-        <w:t>So</w:t>
-      </w:r>
-      <w:proofErr w:type="gramEnd"/>
-      <w:r>
-        <w:t xml:space="preserve"> if:</w:t>
+      <w:r>
+        <w:t>So if:</w:t>
       </w:r>
     </w:p>
     <w:p/>
@@ -1240,13 +1164,8 @@
           <w:numId w:val="10"/>
         </w:numPr>
       </w:pPr>
-      <w:proofErr w:type="spellStart"/>
-      <w:r>
-        <w:t>AuroraGlobalDBReplicationLag</w:t>
-      </w:r>
-      <w:proofErr w:type="spellEnd"/>
-      <w:r>
-        <w:t xml:space="preserve"> &gt; 1s</w:t>
+      <w:r>
+        <w:t>AuroraGlobalDBReplicationLag &gt; 1s</w:t>
       </w:r>
     </w:p>
     <w:p>
@@ -1257,13 +1176,8 @@
         </w:numPr>
       </w:pPr>
       <w:r>
-        <w:t xml:space="preserve">Sudden spikes in </w:t>
-      </w:r>
-      <w:proofErr w:type="spellStart"/>
-      <w:r>
-        <w:t>VolumeWriteBytes</w:t>
-      </w:r>
-      <w:proofErr w:type="spellEnd"/>
+        <w:t>Sudden spikes in VolumeWriteBytes</w:t>
+      </w:r>
     </w:p>
     <w:p>
       <w:pPr>
@@ -1304,23 +1218,7 @@
           <w:b/>
           <w:bCs/>
         </w:rPr>
-        <w:t xml:space="preserve"> Final takeaway (</w:t>
-      </w:r>
-      <w:proofErr w:type="gramStart"/>
-      <w:r>
-        <w:rPr>
-          <w:b/>
-          <w:bCs/>
-        </w:rPr>
-        <w:t>TL;DR</w:t>
-      </w:r>
-      <w:proofErr w:type="gramEnd"/>
-      <w:r>
-        <w:rPr>
-          <w:b/>
-          <w:bCs/>
-        </w:rPr>
-        <w:t>)</w:t>
+        <w:t xml:space="preserve"> Final takeaway (TL;DR)</w:t>
       </w:r>
     </w:p>
     <w:p>
@@ -1926,11 +1824,9 @@
           <w:numId w:val="16"/>
         </w:numPr>
       </w:pPr>
-      <w:proofErr w:type="spellStart"/>
       <w:r>
         <w:t>VolumeWriteBytes</w:t>
       </w:r>
-      <w:proofErr w:type="spellEnd"/>
     </w:p>
     <w:p>
       <w:pPr>
@@ -1939,11 +1835,9 @@
           <w:numId w:val="16"/>
         </w:numPr>
       </w:pPr>
-      <w:proofErr w:type="spellStart"/>
       <w:r>
         <w:t>VolumeWriteIOPs</w:t>
       </w:r>
-      <w:proofErr w:type="spellEnd"/>
     </w:p>
     <w:p>
       <w:r>
@@ -1998,13 +1892,8 @@
         </w:numPr>
       </w:pPr>
       <w:r>
-        <w:t xml:space="preserve">CloudWatch metric: </w:t>
-      </w:r>
-      <w:proofErr w:type="spellStart"/>
-      <w:r>
-        <w:t>AuroraGlobalDBReplicationLag</w:t>
-      </w:r>
-      <w:proofErr w:type="spellEnd"/>
+        <w:t>CloudWatch metric: AuroraGlobalDBReplicationLag</w:t>
+      </w:r>
     </w:p>
     <w:p>
       <w:pPr>
@@ -2014,21 +1903,8 @@
         </w:numPr>
       </w:pPr>
       <w:r>
-        <w:t xml:space="preserve">MySQL view: </w:t>
-      </w:r>
-      <w:proofErr w:type="spellStart"/>
-      <w:r>
-        <w:t>information_</w:t>
-      </w:r>
-      <w:proofErr w:type="gramStart"/>
-      <w:r>
-        <w:t>schema.aurora</w:t>
-      </w:r>
-      <w:proofErr w:type="gramEnd"/>
-      <w:r>
-        <w:t>_global_db_status</w:t>
-      </w:r>
-      <w:proofErr w:type="spellEnd"/>
+        <w:t>MySQL view: information_schema.aurora_global_db_status</w:t>
+      </w:r>
     </w:p>
     <w:p/>
     <w:p>
@@ -2101,15 +1977,7 @@
         <w:t>maximum possible data loss</w:t>
       </w:r>
       <w:r>
-        <w:t xml:space="preserve"> </w:t>
-      </w:r>
-      <w:proofErr w:type="gramStart"/>
-      <w:r>
-        <w:t>at the moment</w:t>
-      </w:r>
-      <w:proofErr w:type="gramEnd"/>
-      <w:r>
-        <w:t xml:space="preserve"> of regional failure.</w:t>
+        <w:t xml:space="preserve"> at the moment of regional failure.</w:t>
       </w:r>
     </w:p>
     <w:p>
@@ -2154,11 +2022,9 @@
           <w:numId w:val="20"/>
         </w:numPr>
       </w:pPr>
-      <w:proofErr w:type="spellStart"/>
       <w:r>
         <w:t>VolumeBytesUsed</w:t>
       </w:r>
-      <w:proofErr w:type="spellEnd"/>
     </w:p>
     <w:p>
       <w:r>
@@ -2283,11 +2149,9 @@
           <w:numId w:val="23"/>
         </w:numPr>
       </w:pPr>
-      <w:proofErr w:type="spellStart"/>
       <w:r>
         <w:t>AuroraGlobalDBReplicationLag</w:t>
       </w:r>
-      <w:proofErr w:type="spellEnd"/>
     </w:p>
     <w:p>
       <w:pPr>
@@ -2296,11 +2160,9 @@
           <w:numId w:val="23"/>
         </w:numPr>
       </w:pPr>
-      <w:proofErr w:type="spellStart"/>
       <w:r>
         <w:t>VolumeWriteBytes</w:t>
       </w:r>
-      <w:proofErr w:type="spellEnd"/>
     </w:p>
     <w:p>
       <w:pPr>
@@ -2309,12 +2171,10 @@
           <w:numId w:val="23"/>
         </w:numPr>
       </w:pPr>
-      <w:proofErr w:type="spellStart"/>
       <w:r>
         <w:lastRenderedPageBreak/>
         <w:t>VolumeBytesUsed</w:t>
       </w:r>
-      <w:proofErr w:type="spellEnd"/>
     </w:p>
     <w:p>
       <w:r>
@@ -2415,15 +2275,7 @@
     </w:p>
     <w:p>
       <w:r>
-        <w:t xml:space="preserve">This </w:t>
-      </w:r>
-      <w:proofErr w:type="spellStart"/>
-      <w:r>
-        <w:t>tradeoff</w:t>
-      </w:r>
-      <w:proofErr w:type="spellEnd"/>
-      <w:r>
-        <w:t xml:space="preserve"> is accepted in exchange for:</w:t>
+        <w:t>This tradeoff is accepted in exchange for:</w:t>
       </w:r>
     </w:p>
     <w:p>
@@ -2497,6 +2349,649 @@
       </w:r>
     </w:p>
     <w:p/>
+    <w:p/>
+    <w:p/>
+    <w:p/>
+    <w:p/>
+    <w:p/>
+    <w:p/>
+    <w:p/>
+    <w:p>
+      <w:r>
+        <w:lastRenderedPageBreak/>
+        <w:drawing>
+          <wp:inline distT="0" distB="0" distL="0" distR="0" wp14:anchorId="67051D46" wp14:editId="73F64ED2">
+            <wp:extent cx="5731510" cy="4701540"/>
+            <wp:effectExtent l="0" t="0" r="2540" b="3810"/>
+            <wp:docPr id="2139181607" name="Picture 1"/>
+            <wp:cNvGraphicFramePr>
+              <a:graphicFrameLocks xmlns:a="http://schemas.openxmlformats.org/drawingml/2006/main" noChangeAspect="1"/>
+            </wp:cNvGraphicFramePr>
+            <a:graphic xmlns:a="http://schemas.openxmlformats.org/drawingml/2006/main">
+              <a:graphicData uri="http://schemas.openxmlformats.org/drawingml/2006/picture">
+                <pic:pic xmlns:pic="http://schemas.openxmlformats.org/drawingml/2006/picture">
+                  <pic:nvPicPr>
+                    <pic:cNvPr id="2139181607" name=""/>
+                    <pic:cNvPicPr/>
+                  </pic:nvPicPr>
+                  <pic:blipFill>
+                    <a:blip r:embed="rId5"/>
+                    <a:stretch>
+                      <a:fillRect/>
+                    </a:stretch>
+                  </pic:blipFill>
+                  <pic:spPr>
+                    <a:xfrm>
+                      <a:off x="0" y="0"/>
+                      <a:ext cx="5731510" cy="4701540"/>
+                    </a:xfrm>
+                    <a:prstGeom prst="rect">
+                      <a:avLst/>
+                    </a:prstGeom>
+                  </pic:spPr>
+                </pic:pic>
+              </a:graphicData>
+            </a:graphic>
+          </wp:inline>
+        </w:drawing>
+      </w:r>
+    </w:p>
+    <w:p/>
+    <w:p>
+      <w:r>
+        <w:drawing>
+          <wp:inline distT="0" distB="0" distL="0" distR="0" wp14:anchorId="2563F67E" wp14:editId="06F3FC9E">
+            <wp:extent cx="4968671" cy="2248095"/>
+            <wp:effectExtent l="0" t="0" r="3810" b="0"/>
+            <wp:docPr id="1990105840" name="Picture 1"/>
+            <wp:cNvGraphicFramePr>
+              <a:graphicFrameLocks xmlns:a="http://schemas.openxmlformats.org/drawingml/2006/main" noChangeAspect="1"/>
+            </wp:cNvGraphicFramePr>
+            <a:graphic xmlns:a="http://schemas.openxmlformats.org/drawingml/2006/main">
+              <a:graphicData uri="http://schemas.openxmlformats.org/drawingml/2006/picture">
+                <pic:pic xmlns:pic="http://schemas.openxmlformats.org/drawingml/2006/picture">
+                  <pic:nvPicPr>
+                    <pic:cNvPr id="1990105840" name=""/>
+                    <pic:cNvPicPr/>
+                  </pic:nvPicPr>
+                  <pic:blipFill>
+                    <a:blip r:embed="rId6"/>
+                    <a:stretch>
+                      <a:fillRect/>
+                    </a:stretch>
+                  </pic:blipFill>
+                  <pic:spPr>
+                    <a:xfrm>
+                      <a:off x="0" y="0"/>
+                      <a:ext cx="4968671" cy="2248095"/>
+                    </a:xfrm>
+                    <a:prstGeom prst="rect">
+                      <a:avLst/>
+                    </a:prstGeom>
+                  </pic:spPr>
+                </pic:pic>
+              </a:graphicData>
+            </a:graphic>
+          </wp:inline>
+        </w:drawing>
+      </w:r>
+    </w:p>
+    <w:p/>
+    <w:p>
+      <w:r>
+        <w:lastRenderedPageBreak/>
+        <w:drawing>
+          <wp:inline distT="0" distB="0" distL="0" distR="0" wp14:anchorId="64E2B235" wp14:editId="0F5C2ED1">
+            <wp:extent cx="5731510" cy="3752850"/>
+            <wp:effectExtent l="0" t="0" r="2540" b="0"/>
+            <wp:docPr id="340001474" name="Picture 1"/>
+            <wp:cNvGraphicFramePr>
+              <a:graphicFrameLocks xmlns:a="http://schemas.openxmlformats.org/drawingml/2006/main" noChangeAspect="1"/>
+            </wp:cNvGraphicFramePr>
+            <a:graphic xmlns:a="http://schemas.openxmlformats.org/drawingml/2006/main">
+              <a:graphicData uri="http://schemas.openxmlformats.org/drawingml/2006/picture">
+                <pic:pic xmlns:pic="http://schemas.openxmlformats.org/drawingml/2006/picture">
+                  <pic:nvPicPr>
+                    <pic:cNvPr id="340001474" name=""/>
+                    <pic:cNvPicPr/>
+                  </pic:nvPicPr>
+                  <pic:blipFill>
+                    <a:blip r:embed="rId7"/>
+                    <a:stretch>
+                      <a:fillRect/>
+                    </a:stretch>
+                  </pic:blipFill>
+                  <pic:spPr>
+                    <a:xfrm>
+                      <a:off x="0" y="0"/>
+                      <a:ext cx="5731510" cy="3752850"/>
+                    </a:xfrm>
+                    <a:prstGeom prst="rect">
+                      <a:avLst/>
+                    </a:prstGeom>
+                  </pic:spPr>
+                </pic:pic>
+              </a:graphicData>
+            </a:graphic>
+          </wp:inline>
+        </w:drawing>
+      </w:r>
+    </w:p>
+    <w:p>
+      <w:r>
+        <w:drawing>
+          <wp:inline distT="0" distB="0" distL="0" distR="0" wp14:anchorId="45A4906F" wp14:editId="5545D00F">
+            <wp:extent cx="5235394" cy="2347163"/>
+            <wp:effectExtent l="0" t="0" r="3810" b="0"/>
+            <wp:docPr id="828169992" name="Picture 1"/>
+            <wp:cNvGraphicFramePr>
+              <a:graphicFrameLocks xmlns:a="http://schemas.openxmlformats.org/drawingml/2006/main" noChangeAspect="1"/>
+            </wp:cNvGraphicFramePr>
+            <a:graphic xmlns:a="http://schemas.openxmlformats.org/drawingml/2006/main">
+              <a:graphicData uri="http://schemas.openxmlformats.org/drawingml/2006/picture">
+                <pic:pic xmlns:pic="http://schemas.openxmlformats.org/drawingml/2006/picture">
+                  <pic:nvPicPr>
+                    <pic:cNvPr id="828169992" name=""/>
+                    <pic:cNvPicPr/>
+                  </pic:nvPicPr>
+                  <pic:blipFill>
+                    <a:blip r:embed="rId8"/>
+                    <a:stretch>
+                      <a:fillRect/>
+                    </a:stretch>
+                  </pic:blipFill>
+                  <pic:spPr>
+                    <a:xfrm>
+                      <a:off x="0" y="0"/>
+                      <a:ext cx="5235394" cy="2347163"/>
+                    </a:xfrm>
+                    <a:prstGeom prst="rect">
+                      <a:avLst/>
+                    </a:prstGeom>
+                  </pic:spPr>
+                </pic:pic>
+              </a:graphicData>
+            </a:graphic>
+          </wp:inline>
+        </w:drawing>
+      </w:r>
+    </w:p>
+    <w:p/>
+    <w:p>
+      <w:r>
+        <w:lastRenderedPageBreak/>
+        <w:drawing>
+          <wp:inline distT="0" distB="0" distL="0" distR="0" wp14:anchorId="1C742499" wp14:editId="039582AE">
+            <wp:extent cx="5731510" cy="3340100"/>
+            <wp:effectExtent l="0" t="0" r="2540" b="0"/>
+            <wp:docPr id="495482921" name="Picture 1"/>
+            <wp:cNvGraphicFramePr>
+              <a:graphicFrameLocks xmlns:a="http://schemas.openxmlformats.org/drawingml/2006/main" noChangeAspect="1"/>
+            </wp:cNvGraphicFramePr>
+            <a:graphic xmlns:a="http://schemas.openxmlformats.org/drawingml/2006/main">
+              <a:graphicData uri="http://schemas.openxmlformats.org/drawingml/2006/picture">
+                <pic:pic xmlns:pic="http://schemas.openxmlformats.org/drawingml/2006/picture">
+                  <pic:nvPicPr>
+                    <pic:cNvPr id="495482921" name=""/>
+                    <pic:cNvPicPr/>
+                  </pic:nvPicPr>
+                  <pic:blipFill>
+                    <a:blip r:embed="rId9"/>
+                    <a:stretch>
+                      <a:fillRect/>
+                    </a:stretch>
+                  </pic:blipFill>
+                  <pic:spPr>
+                    <a:xfrm>
+                      <a:off x="0" y="0"/>
+                      <a:ext cx="5731510" cy="3340100"/>
+                    </a:xfrm>
+                    <a:prstGeom prst="rect">
+                      <a:avLst/>
+                    </a:prstGeom>
+                  </pic:spPr>
+                </pic:pic>
+              </a:graphicData>
+            </a:graphic>
+          </wp:inline>
+        </w:drawing>
+      </w:r>
+    </w:p>
+    <w:p>
+      <w:r>
+        <w:drawing>
+          <wp:inline distT="0" distB="0" distL="0" distR="0" wp14:anchorId="7E40F875" wp14:editId="1D888942">
+            <wp:extent cx="5265876" cy="4397121"/>
+            <wp:effectExtent l="0" t="0" r="0" b="3810"/>
+            <wp:docPr id="1499183399" name="Picture 1"/>
+            <wp:cNvGraphicFramePr>
+              <a:graphicFrameLocks xmlns:a="http://schemas.openxmlformats.org/drawingml/2006/main" noChangeAspect="1"/>
+            </wp:cNvGraphicFramePr>
+            <a:graphic xmlns:a="http://schemas.openxmlformats.org/drawingml/2006/main">
+              <a:graphicData uri="http://schemas.openxmlformats.org/drawingml/2006/picture">
+                <pic:pic xmlns:pic="http://schemas.openxmlformats.org/drawingml/2006/picture">
+                  <pic:nvPicPr>
+                    <pic:cNvPr id="1499183399" name=""/>
+                    <pic:cNvPicPr/>
+                  </pic:nvPicPr>
+                  <pic:blipFill>
+                    <a:blip r:embed="rId10"/>
+                    <a:stretch>
+                      <a:fillRect/>
+                    </a:stretch>
+                  </pic:blipFill>
+                  <pic:spPr>
+                    <a:xfrm>
+                      <a:off x="0" y="0"/>
+                      <a:ext cx="5265876" cy="4397121"/>
+                    </a:xfrm>
+                    <a:prstGeom prst="rect">
+                      <a:avLst/>
+                    </a:prstGeom>
+                  </pic:spPr>
+                </pic:pic>
+              </a:graphicData>
+            </a:graphic>
+          </wp:inline>
+        </w:drawing>
+      </w:r>
+    </w:p>
+    <w:p>
+      <w:r>
+        <w:lastRenderedPageBreak/>
+        <w:drawing>
+          <wp:inline distT="0" distB="0" distL="0" distR="0" wp14:anchorId="61DF681F" wp14:editId="502EB4C1">
+            <wp:extent cx="5731510" cy="3299460"/>
+            <wp:effectExtent l="0" t="0" r="2540" b="0"/>
+            <wp:docPr id="1286704554" name="Picture 1"/>
+            <wp:cNvGraphicFramePr>
+              <a:graphicFrameLocks xmlns:a="http://schemas.openxmlformats.org/drawingml/2006/main" noChangeAspect="1"/>
+            </wp:cNvGraphicFramePr>
+            <a:graphic xmlns:a="http://schemas.openxmlformats.org/drawingml/2006/main">
+              <a:graphicData uri="http://schemas.openxmlformats.org/drawingml/2006/picture">
+                <pic:pic xmlns:pic="http://schemas.openxmlformats.org/drawingml/2006/picture">
+                  <pic:nvPicPr>
+                    <pic:cNvPr id="1286704554" name=""/>
+                    <pic:cNvPicPr/>
+                  </pic:nvPicPr>
+                  <pic:blipFill>
+                    <a:blip r:embed="rId11"/>
+                    <a:stretch>
+                      <a:fillRect/>
+                    </a:stretch>
+                  </pic:blipFill>
+                  <pic:spPr>
+                    <a:xfrm>
+                      <a:off x="0" y="0"/>
+                      <a:ext cx="5731510" cy="3299460"/>
+                    </a:xfrm>
+                    <a:prstGeom prst="rect">
+                      <a:avLst/>
+                    </a:prstGeom>
+                  </pic:spPr>
+                </pic:pic>
+              </a:graphicData>
+            </a:graphic>
+          </wp:inline>
+        </w:drawing>
+      </w:r>
+    </w:p>
+    <w:p/>
+    <w:p>
+      <w:r>
+        <w:drawing>
+          <wp:inline distT="0" distB="0" distL="0" distR="0" wp14:anchorId="4CEAD4FF" wp14:editId="67FA161F">
+            <wp:extent cx="4701947" cy="2476715"/>
+            <wp:effectExtent l="0" t="0" r="3810" b="0"/>
+            <wp:docPr id="1670143141" name="Picture 1"/>
+            <wp:cNvGraphicFramePr>
+              <a:graphicFrameLocks xmlns:a="http://schemas.openxmlformats.org/drawingml/2006/main" noChangeAspect="1"/>
+            </wp:cNvGraphicFramePr>
+            <a:graphic xmlns:a="http://schemas.openxmlformats.org/drawingml/2006/main">
+              <a:graphicData uri="http://schemas.openxmlformats.org/drawingml/2006/picture">
+                <pic:pic xmlns:pic="http://schemas.openxmlformats.org/drawingml/2006/picture">
+                  <pic:nvPicPr>
+                    <pic:cNvPr id="1670143141" name=""/>
+                    <pic:cNvPicPr/>
+                  </pic:nvPicPr>
+                  <pic:blipFill>
+                    <a:blip r:embed="rId12"/>
+                    <a:stretch>
+                      <a:fillRect/>
+                    </a:stretch>
+                  </pic:blipFill>
+                  <pic:spPr>
+                    <a:xfrm>
+                      <a:off x="0" y="0"/>
+                      <a:ext cx="4701947" cy="2476715"/>
+                    </a:xfrm>
+                    <a:prstGeom prst="rect">
+                      <a:avLst/>
+                    </a:prstGeom>
+                  </pic:spPr>
+                </pic:pic>
+              </a:graphicData>
+            </a:graphic>
+          </wp:inline>
+        </w:drawing>
+      </w:r>
+    </w:p>
+    <w:p>
+      <w:r>
+        <w:lastRenderedPageBreak/>
+        <w:drawing>
+          <wp:inline distT="0" distB="0" distL="0" distR="0" wp14:anchorId="147D6534" wp14:editId="29A02FAB">
+            <wp:extent cx="5349704" cy="4480948"/>
+            <wp:effectExtent l="0" t="0" r="3810" b="0"/>
+            <wp:docPr id="514976670" name="Picture 1"/>
+            <wp:cNvGraphicFramePr>
+              <a:graphicFrameLocks xmlns:a="http://schemas.openxmlformats.org/drawingml/2006/main" noChangeAspect="1"/>
+            </wp:cNvGraphicFramePr>
+            <a:graphic xmlns:a="http://schemas.openxmlformats.org/drawingml/2006/main">
+              <a:graphicData uri="http://schemas.openxmlformats.org/drawingml/2006/picture">
+                <pic:pic xmlns:pic="http://schemas.openxmlformats.org/drawingml/2006/picture">
+                  <pic:nvPicPr>
+                    <pic:cNvPr id="514976670" name=""/>
+                    <pic:cNvPicPr/>
+                  </pic:nvPicPr>
+                  <pic:blipFill>
+                    <a:blip r:embed="rId13"/>
+                    <a:stretch>
+                      <a:fillRect/>
+                    </a:stretch>
+                  </pic:blipFill>
+                  <pic:spPr>
+                    <a:xfrm>
+                      <a:off x="0" y="0"/>
+                      <a:ext cx="5349704" cy="4480948"/>
+                    </a:xfrm>
+                    <a:prstGeom prst="rect">
+                      <a:avLst/>
+                    </a:prstGeom>
+                  </pic:spPr>
+                </pic:pic>
+              </a:graphicData>
+            </a:graphic>
+          </wp:inline>
+        </w:drawing>
+      </w:r>
+    </w:p>
+    <w:p>
+      <w:r>
+        <w:drawing>
+          <wp:inline distT="0" distB="0" distL="0" distR="0" wp14:anchorId="3A729AFB" wp14:editId="59B05D55">
+            <wp:extent cx="3635055" cy="2331922"/>
+            <wp:effectExtent l="0" t="0" r="3810" b="0"/>
+            <wp:docPr id="1911047470" name="Picture 1"/>
+            <wp:cNvGraphicFramePr>
+              <a:graphicFrameLocks xmlns:a="http://schemas.openxmlformats.org/drawingml/2006/main" noChangeAspect="1"/>
+            </wp:cNvGraphicFramePr>
+            <a:graphic xmlns:a="http://schemas.openxmlformats.org/drawingml/2006/main">
+              <a:graphicData uri="http://schemas.openxmlformats.org/drawingml/2006/picture">
+                <pic:pic xmlns:pic="http://schemas.openxmlformats.org/drawingml/2006/picture">
+                  <pic:nvPicPr>
+                    <pic:cNvPr id="1911047470" name=""/>
+                    <pic:cNvPicPr/>
+                  </pic:nvPicPr>
+                  <pic:blipFill>
+                    <a:blip r:embed="rId14"/>
+                    <a:stretch>
+                      <a:fillRect/>
+                    </a:stretch>
+                  </pic:blipFill>
+                  <pic:spPr>
+                    <a:xfrm>
+                      <a:off x="0" y="0"/>
+                      <a:ext cx="3635055" cy="2331922"/>
+                    </a:xfrm>
+                    <a:prstGeom prst="rect">
+                      <a:avLst/>
+                    </a:prstGeom>
+                  </pic:spPr>
+                </pic:pic>
+              </a:graphicData>
+            </a:graphic>
+          </wp:inline>
+        </w:drawing>
+      </w:r>
+    </w:p>
+    <w:p>
+      <w:r>
+        <w:lastRenderedPageBreak/>
+        <w:drawing>
+          <wp:inline distT="0" distB="0" distL="0" distR="0" wp14:anchorId="6B290B89" wp14:editId="20AC888C">
+            <wp:extent cx="5608806" cy="4359018"/>
+            <wp:effectExtent l="0" t="0" r="0" b="3810"/>
+            <wp:docPr id="545205699" name="Picture 1"/>
+            <wp:cNvGraphicFramePr>
+              <a:graphicFrameLocks xmlns:a="http://schemas.openxmlformats.org/drawingml/2006/main" noChangeAspect="1"/>
+            </wp:cNvGraphicFramePr>
+            <a:graphic xmlns:a="http://schemas.openxmlformats.org/drawingml/2006/main">
+              <a:graphicData uri="http://schemas.openxmlformats.org/drawingml/2006/picture">
+                <pic:pic xmlns:pic="http://schemas.openxmlformats.org/drawingml/2006/picture">
+                  <pic:nvPicPr>
+                    <pic:cNvPr id="545205699" name=""/>
+                    <pic:cNvPicPr/>
+                  </pic:nvPicPr>
+                  <pic:blipFill>
+                    <a:blip r:embed="rId15"/>
+                    <a:stretch>
+                      <a:fillRect/>
+                    </a:stretch>
+                  </pic:blipFill>
+                  <pic:spPr>
+                    <a:xfrm>
+                      <a:off x="0" y="0"/>
+                      <a:ext cx="5608806" cy="4359018"/>
+                    </a:xfrm>
+                    <a:prstGeom prst="rect">
+                      <a:avLst/>
+                    </a:prstGeom>
+                  </pic:spPr>
+                </pic:pic>
+              </a:graphicData>
+            </a:graphic>
+          </wp:inline>
+        </w:drawing>
+      </w:r>
+    </w:p>
+    <w:p>
+      <w:r>
+        <w:drawing>
+          <wp:inline distT="0" distB="0" distL="0" distR="0" wp14:anchorId="79D8DBFB" wp14:editId="0F7C3861">
+            <wp:extent cx="5235394" cy="3353091"/>
+            <wp:effectExtent l="0" t="0" r="3810" b="0"/>
+            <wp:docPr id="1124251122" name="Picture 1"/>
+            <wp:cNvGraphicFramePr>
+              <a:graphicFrameLocks xmlns:a="http://schemas.openxmlformats.org/drawingml/2006/main" noChangeAspect="1"/>
+            </wp:cNvGraphicFramePr>
+            <a:graphic xmlns:a="http://schemas.openxmlformats.org/drawingml/2006/main">
+              <a:graphicData uri="http://schemas.openxmlformats.org/drawingml/2006/picture">
+                <pic:pic xmlns:pic="http://schemas.openxmlformats.org/drawingml/2006/picture">
+                  <pic:nvPicPr>
+                    <pic:cNvPr id="1124251122" name=""/>
+                    <pic:cNvPicPr/>
+                  </pic:nvPicPr>
+                  <pic:blipFill>
+                    <a:blip r:embed="rId16"/>
+                    <a:stretch>
+                      <a:fillRect/>
+                    </a:stretch>
+                  </pic:blipFill>
+                  <pic:spPr>
+                    <a:xfrm>
+                      <a:off x="0" y="0"/>
+                      <a:ext cx="5235394" cy="3353091"/>
+                    </a:xfrm>
+                    <a:prstGeom prst="rect">
+                      <a:avLst/>
+                    </a:prstGeom>
+                  </pic:spPr>
+                </pic:pic>
+              </a:graphicData>
+            </a:graphic>
+          </wp:inline>
+        </w:drawing>
+      </w:r>
+    </w:p>
+    <w:p>
+      <w:r>
+        <w:lastRenderedPageBreak/>
+        <w:drawing>
+          <wp:inline distT="0" distB="0" distL="0" distR="0" wp14:anchorId="3DA8D880" wp14:editId="3693070C">
+            <wp:extent cx="5731510" cy="3914140"/>
+            <wp:effectExtent l="0" t="0" r="2540" b="0"/>
+            <wp:docPr id="1772981249" name="Picture 1"/>
+            <wp:cNvGraphicFramePr>
+              <a:graphicFrameLocks xmlns:a="http://schemas.openxmlformats.org/drawingml/2006/main" noChangeAspect="1"/>
+            </wp:cNvGraphicFramePr>
+            <a:graphic xmlns:a="http://schemas.openxmlformats.org/drawingml/2006/main">
+              <a:graphicData uri="http://schemas.openxmlformats.org/drawingml/2006/picture">
+                <pic:pic xmlns:pic="http://schemas.openxmlformats.org/drawingml/2006/picture">
+                  <pic:nvPicPr>
+                    <pic:cNvPr id="1772981249" name=""/>
+                    <pic:cNvPicPr/>
+                  </pic:nvPicPr>
+                  <pic:blipFill>
+                    <a:blip r:embed="rId17"/>
+                    <a:stretch>
+                      <a:fillRect/>
+                    </a:stretch>
+                  </pic:blipFill>
+                  <pic:spPr>
+                    <a:xfrm>
+                      <a:off x="0" y="0"/>
+                      <a:ext cx="5731510" cy="3914140"/>
+                    </a:xfrm>
+                    <a:prstGeom prst="rect">
+                      <a:avLst/>
+                    </a:prstGeom>
+                  </pic:spPr>
+                </pic:pic>
+              </a:graphicData>
+            </a:graphic>
+          </wp:inline>
+        </w:drawing>
+      </w:r>
+    </w:p>
+    <w:p>
+      <w:r>
+        <w:drawing>
+          <wp:inline distT="0" distB="0" distL="0" distR="0" wp14:anchorId="0FBC0AAF" wp14:editId="3BF297D1">
+            <wp:extent cx="5303980" cy="4244708"/>
+            <wp:effectExtent l="0" t="0" r="0" b="3810"/>
+            <wp:docPr id="2069997486" name="Picture 1"/>
+            <wp:cNvGraphicFramePr>
+              <a:graphicFrameLocks xmlns:a="http://schemas.openxmlformats.org/drawingml/2006/main" noChangeAspect="1"/>
+            </wp:cNvGraphicFramePr>
+            <a:graphic xmlns:a="http://schemas.openxmlformats.org/drawingml/2006/main">
+              <a:graphicData uri="http://schemas.openxmlformats.org/drawingml/2006/picture">
+                <pic:pic xmlns:pic="http://schemas.openxmlformats.org/drawingml/2006/picture">
+                  <pic:nvPicPr>
+                    <pic:cNvPr id="2069997486" name=""/>
+                    <pic:cNvPicPr/>
+                  </pic:nvPicPr>
+                  <pic:blipFill>
+                    <a:blip r:embed="rId18"/>
+                    <a:stretch>
+                      <a:fillRect/>
+                    </a:stretch>
+                  </pic:blipFill>
+                  <pic:spPr>
+                    <a:xfrm>
+                      <a:off x="0" y="0"/>
+                      <a:ext cx="5303980" cy="4244708"/>
+                    </a:xfrm>
+                    <a:prstGeom prst="rect">
+                      <a:avLst/>
+                    </a:prstGeom>
+                  </pic:spPr>
+                </pic:pic>
+              </a:graphicData>
+            </a:graphic>
+          </wp:inline>
+        </w:drawing>
+      </w:r>
+    </w:p>
+    <w:p>
+      <w:r>
+        <w:lastRenderedPageBreak/>
+        <w:drawing>
+          <wp:inline distT="0" distB="0" distL="0" distR="0" wp14:anchorId="409A7406" wp14:editId="4C96245F">
+            <wp:extent cx="5731510" cy="2419985"/>
+            <wp:effectExtent l="0" t="0" r="2540" b="0"/>
+            <wp:docPr id="1254641748" name="Picture 1"/>
+            <wp:cNvGraphicFramePr>
+              <a:graphicFrameLocks xmlns:a="http://schemas.openxmlformats.org/drawingml/2006/main" noChangeAspect="1"/>
+            </wp:cNvGraphicFramePr>
+            <a:graphic xmlns:a="http://schemas.openxmlformats.org/drawingml/2006/main">
+              <a:graphicData uri="http://schemas.openxmlformats.org/drawingml/2006/picture">
+                <pic:pic xmlns:pic="http://schemas.openxmlformats.org/drawingml/2006/picture">
+                  <pic:nvPicPr>
+                    <pic:cNvPr id="1254641748" name=""/>
+                    <pic:cNvPicPr/>
+                  </pic:nvPicPr>
+                  <pic:blipFill>
+                    <a:blip r:embed="rId19"/>
+                    <a:stretch>
+                      <a:fillRect/>
+                    </a:stretch>
+                  </pic:blipFill>
+                  <pic:spPr>
+                    <a:xfrm>
+                      <a:off x="0" y="0"/>
+                      <a:ext cx="5731510" cy="2419985"/>
+                    </a:xfrm>
+                    <a:prstGeom prst="rect">
+                      <a:avLst/>
+                    </a:prstGeom>
+                  </pic:spPr>
+                </pic:pic>
+              </a:graphicData>
+            </a:graphic>
+          </wp:inline>
+        </w:drawing>
+      </w:r>
+    </w:p>
+    <w:p>
+      <w:r>
+        <w:drawing>
+          <wp:inline distT="0" distB="0" distL="0" distR="0" wp14:anchorId="3C3A7579" wp14:editId="339DB9EB">
+            <wp:extent cx="5731510" cy="3576955"/>
+            <wp:effectExtent l="0" t="0" r="2540" b="4445"/>
+            <wp:docPr id="1357203367" name="Picture 1"/>
+            <wp:cNvGraphicFramePr>
+              <a:graphicFrameLocks xmlns:a="http://schemas.openxmlformats.org/drawingml/2006/main" noChangeAspect="1"/>
+            </wp:cNvGraphicFramePr>
+            <a:graphic xmlns:a="http://schemas.openxmlformats.org/drawingml/2006/main">
+              <a:graphicData uri="http://schemas.openxmlformats.org/drawingml/2006/picture">
+                <pic:pic xmlns:pic="http://schemas.openxmlformats.org/drawingml/2006/picture">
+                  <pic:nvPicPr>
+                    <pic:cNvPr id="1357203367" name=""/>
+                    <pic:cNvPicPr/>
+                  </pic:nvPicPr>
+                  <pic:blipFill>
+                    <a:blip r:embed="rId20"/>
+                    <a:stretch>
+                      <a:fillRect/>
+                    </a:stretch>
+                  </pic:blipFill>
+                  <pic:spPr>
+                    <a:xfrm>
+                      <a:off x="0" y="0"/>
+                      <a:ext cx="5731510" cy="3576955"/>
+                    </a:xfrm>
+                    <a:prstGeom prst="rect">
+                      <a:avLst/>
+                    </a:prstGeom>
+                  </pic:spPr>
+                </pic:pic>
+              </a:graphicData>
+            </a:graphic>
+          </wp:inline>
+        </w:drawing>
+      </w:r>
+    </w:p>
     <w:p/>
     <w:p/>
     <w:sectPr>
@@ -7069,6 +7564,7 @@
   <w:style w:type="character" w:default="1" w:styleId="DefaultParagraphFont">
     <w:name w:val="Default Paragraph Font"/>
     <w:uiPriority w:val="1"/>
+    <w:semiHidden/>
     <w:unhideWhenUsed/>
   </w:style>
   <w:style w:type="table" w:default="1" w:styleId="TableNormal">
